--- a/proactive-english-b2-sy/out/PE-B2-BK1-SY_Unit10_AK.docx
+++ b/proactive-english-b2-sy/out/PE-B2-BK1-SY_Unit10_AK.docx
@@ -27385,7 +27385,7 @@
                 <w:sz w:val="22"/>
                 <w:szCs w:val="22"/>
               </w:rPr>
-              <w:t xml:space="preserve">This is the fifth mediation of the course and the last, and the class should be told the whole series, because it is the architecture of the book: 4.7 both parties had overclaimed; 6.7 the record was silent; 7.7 the document was defective; 8.7 both reviews were true and incomplete; 9.7 both sides had conceded; 10.7 both counts are exact and are counts of two different objects.</w:t>
+              <w:t xml:space="preserve">This is the sixth mediation of the course, and the class should be told the whole series, because it is the architecture of the book: 4.7 both parties had overclaimed; 6.7 the record was silent; 7.7 the document was defective; 8.7 both reviews were true and incomplete; 9.7 both sides had conceded; 10.7 both counts are exact and are counts of two different objects.</w:t>
             </w:r>
             <w:r>
               <w:rPr>
